--- a/data/auto_synced/Factory_License_App_25MT_Uttar_Pradesh.docx
+++ b/data/auto_synced/Factory_License_App_25MT_Uttar_Pradesh.docx
@@ -17,7 +17,7 @@
     </w:p>
     <w:p>
       <w:r>
-        <w:t>Date: 03 April 2026</w:t>
+        <w:t>Date: 04 April 2026</w:t>
       </w:r>
     </w:p>
     <w:p/>
